--- a/downloads/u10/u10-notes.docx
+++ b/downloads/u10/u10-notes.docx
@@ -787,11 +787,11 @@
         <w:tblLook w:firstRow="1" w:lastRow="0" w:firstColumn="0" w:lastColumn="0" w:noHBand="0" w:noVBand="0" w:val="0020"/>
       </w:tblPr>
       <w:tblGrid>
-        <w:gridCol w:w="754"/>
-        <w:gridCol w:w="1005"/>
-        <w:gridCol w:w="2262"/>
-        <w:gridCol w:w="2262"/>
-        <w:gridCol w:w="1634"/>
+        <w:gridCol w:w="1819"/>
+        <w:gridCol w:w="1177"/>
+        <w:gridCol w:w="2996"/>
+        <w:gridCol w:w="1070"/>
+        <w:gridCol w:w="856"/>
       </w:tblGrid>
       <w:tr>
         <w:trPr>
@@ -838,7 +838,7 @@
           <w:p>
             <w:pPr>
               <w:pStyle w:val="Compact"/>
-              <w:jc w:val="left"/>
+              <w:jc w:val="center"/>
             </w:pPr>
             <w:r>
               <w:t xml:space="preserve">Where it appears</w:t>
@@ -896,7 +896,7 @@
           <w:p>
             <w:pPr>
               <w:pStyle w:val="Compact"/>
-              <w:jc w:val="left"/>
+              <w:jc w:val="center"/>
             </w:pPr>
             <w:r>
               <w:t xml:space="preserve">3.1</w:t>
@@ -954,7 +954,7 @@
           <w:p>
             <w:pPr>
               <w:pStyle w:val="Compact"/>
-              <w:jc w:val="left"/>
+              <w:jc w:val="center"/>
             </w:pPr>
             <w:r>
               <w:t xml:space="preserve">3.1</w:t>
@@ -1012,7 +1012,7 @@
           <w:p>
             <w:pPr>
               <w:pStyle w:val="Compact"/>
-              <w:jc w:val="left"/>
+              <w:jc w:val="center"/>
             </w:pPr>
             <w:r>
               <w:t xml:space="preserve">3.2</w:t>
@@ -1088,7 +1088,7 @@
           <w:p>
             <w:pPr>
               <w:pStyle w:val="Compact"/>
-              <w:jc w:val="left"/>
+              <w:jc w:val="center"/>
             </w:pPr>
             <w:r>
               <w:t xml:space="preserve">3.2</w:t>
@@ -1146,7 +1146,7 @@
           <w:p>
             <w:pPr>
               <w:pStyle w:val="Compact"/>
-              <w:jc w:val="left"/>
+              <w:jc w:val="center"/>
             </w:pPr>
             <w:r>
               <w:t xml:space="preserve">3.3</w:t>
@@ -1204,7 +1204,7 @@
           <w:p>
             <w:pPr>
               <w:pStyle w:val="Compact"/>
-              <w:jc w:val="left"/>
+              <w:jc w:val="center"/>
             </w:pPr>
             <w:r>
               <w:t xml:space="preserve">3.3</w:t>
@@ -1268,7 +1268,7 @@
           <w:p>
             <w:pPr>
               <w:pStyle w:val="Compact"/>
-              <w:jc w:val="left"/>
+              <w:jc w:val="center"/>
             </w:pPr>
             <w:r>
               <w:t xml:space="preserve">3.3</w:t>
@@ -1326,7 +1326,7 @@
           <w:p>
             <w:pPr>
               <w:pStyle w:val="Compact"/>
-              <w:jc w:val="left"/>
+              <w:jc w:val="center"/>
             </w:pPr>
             <w:r>
               <w:t xml:space="preserve">3.3</w:t>
@@ -1390,7 +1390,7 @@
           <w:p>
             <w:pPr>
               <w:pStyle w:val="Compact"/>
-              <w:jc w:val="left"/>
+              <w:jc w:val="center"/>
             </w:pPr>
             <w:r>
               <w:t xml:space="preserve">3.3</w:t>
@@ -1448,7 +1448,7 @@
           <w:p>
             <w:pPr>
               <w:pStyle w:val="Compact"/>
-              <w:jc w:val="left"/>
+              <w:jc w:val="center"/>
             </w:pPr>
             <w:r>
               <w:t xml:space="preserve">3.4</w:t>
@@ -1506,7 +1506,7 @@
           <w:p>
             <w:pPr>
               <w:pStyle w:val="Compact"/>
-              <w:jc w:val="left"/>
+              <w:jc w:val="center"/>
             </w:pPr>
             <w:r>
               <w:t xml:space="preserve">3.4</w:t>
@@ -1564,7 +1564,7 @@
           <w:p>
             <w:pPr>
               <w:pStyle w:val="Compact"/>
-              <w:jc w:val="left"/>
+              <w:jc w:val="center"/>
             </w:pPr>
             <w:r>
               <w:t xml:space="preserve">3.2</w:t>
@@ -1622,7 +1622,7 @@
           <w:p>
             <w:pPr>
               <w:pStyle w:val="Compact"/>
-              <w:jc w:val="left"/>
+              <w:jc w:val="center"/>
             </w:pPr>
             <w:r>
               <w:t xml:space="preserve">3.2</w:t>
@@ -2399,7 +2399,7 @@
         <w:t xml:space="preserve">2 key-value heads</w:t>
       </w:r>
       <w:r>
-        <w:t xml:space="preserve">, feed-forward width 4864, vocabulary 151{,}936, tied input and output embeddings, 16-bit (bfloat16) weights, and a maximum context of 32{,}768 tokens.</w:t>
+        <w:t xml:space="preserve">, feed-forward width 4864, vocabulary 151,936, tied input and output embeddings, 16-bit (bfloat16) weights, and a maximum context of 32,768 tokens.</w:t>
       </w:r>
     </w:p>
     <w:p>
@@ -2415,23 +2415,23 @@
         <w:pStyle w:val="TableCaption"/>
       </w:pPr>
       <w:r>
-        <w:t xml:space="preserve">the parameter count computed from the configuration (per layer: 14{,}912{,}384).</w:t>
-      </w:r>
-      <w:r>
-        <w:t xml:space="preserve"> </w:t>
-      </w:r>
-      <w:r>
-        <w:rPr>
-          <w:b/>
-          <w:bCs/>
-        </w:rPr>
-        <w:t xml:space="preserve">The Hugging Face hub reports exactly 494{,}032{,}768 parameters for this model: the difference is 0.</w:t>
-      </w:r>
-      <w:r>
-        <w:t xml:space="preserve"> </w:t>
-      </w:r>
-      <w:r>
-        <w:t xml:space="preserve">Checking a computation against an independent source is the habit to keep: if the numbers had disagreed, I would have looked first for a missing bias, an untied embedding or a different feed-forward shape. The size of the weights file agrees too: it is 988{,}097{,}824 bytes, which is</w:t>
+        <w:t xml:space="preserve">the parameter count computed from the configuration (per layer: 14,912,384).</w:t>
+      </w:r>
+      <w:r>
+        <w:t xml:space="preserve"> </w:t>
+      </w:r>
+      <w:r>
+        <w:rPr>
+          <w:b/>
+          <w:bCs/>
+        </w:rPr>
+        <w:t xml:space="preserve">The Hugging Face hub reports exactly 494,032,768 parameters for this model: the difference is 0.</w:t>
+      </w:r>
+      <w:r>
+        <w:t xml:space="preserve"> </w:t>
+      </w:r>
+      <w:r>
+        <w:t xml:space="preserve">Checking a computation against an independent source is the habit to keep: if the numbers had disagreed, I would have looked first for a missing bias, an untied embedding or a different feed-forward shape. The size of the weights file agrees too: it is 988,097,824 bytes, which is</w:t>
       </w:r>
       <w:r>
         <w:t xml:space="preserve"> </w:t>
@@ -2472,7 +2472,7 @@
         <w:t xml:space="preserve"> </w:t>
       </w:r>
       <w:r>
-        <w:t xml:space="preserve">(two bytes per 16-bit weight) plus 32{,}288 bytes of file header.</w:t>
+        <w:t xml:space="preserve">(two bytes per 16-bit weight) plus 32,288 bytes of file header.</w:t>
       </w:r>
     </w:p>
     <w:tbl>
@@ -2481,7 +2481,7 @@
         <w:tblW w:type="pct" w:w="5000"/>
         <w:tblLayout w:type="fixed"/>
         <w:tblLook w:firstRow="1" w:lastRow="0" w:firstColumn="0" w:lastColumn="0" w:noHBand="0" w:noVBand="0" w:val="0020"/>
-        <w:tblCaption w:val="the parameter count computed from the configuration (per layer: 14{,}912{,}384). The Hugging Face hub reports exactly 494{,}032{,}768 parameters for this model: the difference is 0. Checking a computation against an independent source is the habit to keep: if the numbers had disagreed, I would have looked first for a missing bias, an untied embedding or a different feed-forward shape. The size of the weights file agrees too: it is 988{,}097{,}824 bytes, which is 2\times494{,}032{,}768 (two bytes per 16-bit weight) plus 32{,}288 bytes of file header."/>
+        <w:tblCaption w:val="the parameter count computed from the configuration (per layer: 14,912,384). The Hugging Face hub reports exactly 494,032,768 parameters for this model: the difference is 0. Checking a computation against an independent source is the habit to keep: if the numbers had disagreed, I would have looked first for a missing bias, an untied embedding or a different feed-forward shape. The size of the weights file agrees too: it is 988,097,824 bytes, which is 2\times494{,}032{,}768 (two bytes per 16-bit weight) plus 32,288 bytes of file header."/>
       </w:tblPr>
       <w:tblGrid>
         <w:gridCol w:w="1980"/>
@@ -2604,7 +2604,7 @@
               <w:jc w:val="right"/>
             </w:pPr>
             <w:r>
-              <w:t xml:space="preserve">136{,}134{,}656</w:t>
+              <w:t xml:space="preserve">136,134,656</w:t>
             </w:r>
           </w:p>
         </w:tc>
@@ -2827,7 +2827,7 @@
               <w:jc w:val="right"/>
             </w:pPr>
             <w:r>
-              <w:t xml:space="preserve">44{,}067{,}840</w:t>
+              <w:t xml:space="preserve">44,067,840</w:t>
             </w:r>
           </w:p>
         </w:tc>
@@ -2912,7 +2912,7 @@
               <w:jc w:val="right"/>
             </w:pPr>
             <w:r>
-              <w:t xml:space="preserve">313{,}786{,}368</w:t>
+              <w:t xml:space="preserve">313,786,368</w:t>
             </w:r>
           </w:p>
         </w:tc>
@@ -2985,7 +2985,7 @@
               <w:jc w:val="right"/>
             </w:pPr>
             <w:r>
-              <w:t xml:space="preserve">43{,}904</w:t>
+              <w:t xml:space="preserve">43,904</w:t>
             </w:r>
           </w:p>
         </w:tc>
@@ -3039,7 +3039,7 @@
                 <w:b/>
                 <w:bCs/>
               </w:rPr>
-              <w:t xml:space="preserve">494{,}032,768</w:t>
+              <w:t xml:space="preserve">494,032,768</w:t>
             </w:r>
           </w:p>
         </w:tc>
@@ -3381,7 +3381,7 @@
         <w:t xml:space="preserve">7 times larger</w:t>
       </w:r>
       <w:r>
-        <w:t xml:space="preserve">. A single sequence of the full 32{,}768 tokens needs</w:t>
+        <w:t xml:space="preserve">. A single sequence of the full 32,768 tokens needs</w:t>
       </w:r>
       <w:r>
         <w:t xml:space="preserve"> </w:t>
@@ -3421,7 +3421,7 @@
           <wp:inline>
             <wp:extent cx="5067300" cy="2308692"/>
             <wp:effectExtent b="0" l="0" r="0" t="0"/>
-            <wp:docPr descr="Left: KV cache of one sequence against its context length (log-log), as built (2 KV heads, 12 KiB per token, blue) and if it had one KV head per query head (14 heads, 84 KiB per token, red). The dotted line is the 988 MB of the weights: the full multi-head cache would exceed it after about 11{,}500 tokens, the grouped-query cache only after about 80{,}000 tokens (988\times10^{6}/12288), beyond this model’s limit of 32{,}768. Right: how many sequences fit in 8, 24 and 80 GB of GPU memory (after the weights and a 10% overhead) at several context lengths." title="" id="17" name="Picture"/>
+            <wp:docPr descr="Left: KV cache of one sequence against its context length (log-log), as built (2 KV heads, 12 KiB per token, blue) and if it had one KV head per query head (14 heads, 84 KiB per token, red). The dotted line is the 988 MB of the weights: the full multi-head cache would exceed it after about 11,500 tokens, the grouped-query cache only after about 80,000 tokens (988\times10^{6}/12288), beyond this model’s limit of 32,768. Right: how many sequences fit in 8, 24 and 80 GB of GPU memory (after the weights and a 10% overhead) at several context lengths." title="" id="17" name="Picture"/>
             <a:graphic>
               <a:graphicData uri="http://schemas.openxmlformats.org/drawingml/2006/picture">
                 <pic:pic>
@@ -3464,7 +3464,7 @@
         <w:pStyle w:val="ImageCaption"/>
       </w:pPr>
       <w:r>
-        <w:t xml:space="preserve">Left: KV cache of one sequence against its context length (log-log), as built (2 KV heads, 12 KiB per token, blue) and if it had one KV head per query head (14 heads, 84 KiB per token, red). The dotted line is the 988 MB of the weights: the full multi-head cache would exceed it after about 11{,}500 tokens, the grouped-query cache only after about 80{,}000 tokens (</w:t>
+        <w:t xml:space="preserve">Left: KV cache of one sequence against its context length (log-log), as built (2 KV heads, 12 KiB per token, blue) and if it had one KV head per query head (14 heads, 84 KiB per token, red). The dotted line is the 988 MB of the weights: the full multi-head cache would exceed it after about 11,500 tokens, the grouped-query cache only after about 80,000 tokens (</w:t>
       </w:r>
       <m:oMath>
         <m:r>
@@ -3499,7 +3499,7 @@
         </m:r>
       </m:oMath>
       <w:r>
-        <w:t xml:space="preserve">), beyond this model’s limit of 32{,}768. Right: how many sequences fit in 8, 24 and 80 GB of GPU memory (after the weights and a 10% overhead) at several context lengths.</w:t>
+        <w:t xml:space="preserve">), beyond this model’s limit of 32,768. Right: how many sequences fit in 8, 24 and 80 GB of GPU memory (after the weights and a 10% overhead) at several context lengths.</w:t>
       </w:r>
     </w:p>
     <w:p>
@@ -3507,7 +3507,7 @@
         <w:pStyle w:val="BodyText"/>
       </w:pPr>
       <w:r>
-        <w:t xml:space="preserve">How many users fit? With 16-bit weights and 10% of memory kept as overhead, an 8 GB GPU holds 493 sequences of 1024 tokens, 123 of 4096, 30 of 16{,}384 and 15 of 32{,}768 (without grouped-query attention: 70, 17, 4 and 2). On 24 GB: 1638, 409, 102 and 51; on 80 GB: 5643, 1410, 352 and 176.</w:t>
+        <w:t xml:space="preserve">How many users fit? With 16-bit weights and 10% of memory kept as overhead, an 8 GB GPU holds 493 sequences of 1024 tokens, 123 of 4096, 30 of 16,384 and 15 of 32,768 (without grouped-query attention: 70, 17, 4 and 2). On 24 GB: 1638, 409, 102 and 51; on 80 GB: 5643, 1410, 352 and 176.</w:t>
       </w:r>
       <w:r>
         <w:t xml:space="preserve"> </w:t>
@@ -4637,7 +4637,7 @@
           <wp:inline>
             <wp:extent cx="5067300" cy="2446622"/>
             <wp:effectExtent b="0" l="0" r="0" t="0"/>
-            <wp:docPr descr="Left: decode throughput (tokens/s summed over the batch) against batch size for the real model on illustrative hardware (1 TB/s, 100 TFLOP/s): 16-bit weights with 100-token contexts (solid blue; 1011, 8017, 31{,}147, 101{,}208 tokens/s at batches 1, 8, 32, 128, then the compute ceiling), 16-bit with 1000-token contexts (orange dashed; 1000, 7364, 23{,}167, 49{,}982), and 4-bit weights (green and red; 3792 tokens/s at batch 1). Right: the memory time, compute time and their maximum (the step time) against batch size for 100-token contexts." title="" id="21" name="Picture"/>
+            <wp:docPr descr="Left: decode throughput (tokens/s summed over the batch) against batch size for the real model on illustrative hardware (1 TB/s, 100 TFLOP/s): 16-bit weights with 100-token contexts (solid blue; 1011, 8017, 31,147, 101,208 tokens/s at batches 1, 8, 32, 128, then the compute ceiling), 16-bit with 1000-token contexts (orange dashed; 1000, 7364, 23,167, 49,982), and 4-bit weights (green and red; 3792 tokens/s at batch 1). Right: the memory time, compute time and their maximum (the step time) against batch size for 100-token contexts." title="" id="21" name="Picture"/>
             <a:graphic>
               <a:graphicData uri="http://schemas.openxmlformats.org/drawingml/2006/picture">
                 <pic:pic>
@@ -4680,7 +4680,7 @@
         <w:pStyle w:val="ImageCaption"/>
       </w:pPr>
       <w:r>
-        <w:t xml:space="preserve">Left: decode throughput (tokens/s summed over the batch) against batch size for the real model on illustrative hardware (1 TB/s, 100 TFLOP/s): 16-bit weights with 100-token contexts (solid blue; 1011, 8017, 31{,}147, 101{,}208 tokens/s at batches 1, 8, 32, 128, then the compute ceiling), 16-bit with 1000-token contexts (orange dashed; 1000, 7364, 23{,}167, 49{,}982), and 4-bit weights (green and red; 3792 tokens/s at batch 1). Right: the memory time, compute time and their maximum (the step time) against batch size for 100-token contexts.</w:t>
+        <w:t xml:space="preserve">Left: decode throughput (tokens/s summed over the batch) against batch size for the real model on illustrative hardware (1 TB/s, 100 TFLOP/s): 16-bit weights with 100-token contexts (solid blue; 1011, 8017, 31,147, 101,208 tokens/s at batches 1, 8, 32, 128, then the compute ceiling), 16-bit with 1000-token contexts (orange dashed; 1000, 7364, 23,167, 49,982), and 4-bit weights (green and red; 3792 tokens/s at batch 1). Right: the memory time, compute time and their maximum (the step time) against batch size for 100-token contexts.</w:t>
       </w:r>
     </w:p>
     <w:p>
@@ -5138,7 +5138,7 @@
         <w:pStyle w:val="TableCaption"/>
       </w:pPr>
       <w:r>
-        <w:t xml:space="preserve">selected points of the simulation. Static batching reaches its capacity at about 6700 tokens/s (from 120 requests per second on, extra load only lengthens the queue: p95 goes from 1.0 s to 8.4 s at 160 requests per second); continuous batching keeps the p95 near 0.18 to 0.20 s up to 400 requests per second and still produces more tokens as load rises (25{,}902 tokens/s at 480), because a batch is only as slow as its longest member for static batching. The median (typical) wait is 0.04 s for continuous batching at all loads up to 400 requests/s against 0.11 to 9.5 s for static. These numbers come from a model with illustrative hardware; the</w:t>
+        <w:t xml:space="preserve">selected points of the simulation. Static batching reaches its capacity at about 6700 tokens/s (from 120 requests per second on, extra load only lengthens the queue: p95 goes from 1.0 s to 8.4 s at 160 requests per second); continuous batching keeps the p95 near 0.18 to 0.20 s up to 400 requests per second and still produces more tokens as load rises (25,902 tokens/s at 480), because a batch is only as slow as its longest member for static batching. The median (typical) wait is 0.04 s for continuous batching at all loads up to 400 requests/s against 0.11 to 9.5 s for static. These numbers come from a model with illustrative hardware; the</w:t>
       </w:r>
       <w:r>
         <w:t xml:space="preserve"> </w:t>
@@ -5163,7 +5163,7 @@
         <w:tblW w:type="pct" w:w="5000"/>
         <w:tblLayout w:type="fixed"/>
         <w:tblLook w:firstRow="1" w:lastRow="0" w:firstColumn="0" w:lastColumn="0" w:noHBand="0" w:noVBand="0" w:val="0020"/>
-        <w:tblCaption w:val="selected points of the simulation. Static batching reaches its capacity at about 6700 tokens/s (from 120 requests per second on, extra load only lengthens the queue: p95 goes from 1.0 s to 8.4 s at 160 requests per second); continuous batching keeps the p95 near 0.18 to 0.20 s up to 400 requests per second and still produces more tokens as load rises (25{,}902 tokens/s at 480), because a batch is only as slow as its longest member for static batching. The median (typical) wait is 0.04 s for continuous batching at all loads up to 400 requests/s against 0.11 to 9.5 s for static. These numbers come from a model with illustrative hardware; the direction (continuous batching is far better at high load, equal at low load) agrees with the 2-4 times throughput improvement that Kwon et al. report for their system, which also manages memory better."/>
+        <w:tblCaption w:val="selected points of the simulation. Static batching reaches its capacity at about 6700 tokens/s (from 120 requests per second on, extra load only lengthens the queue: p95 goes from 1.0 s to 8.4 s at 160 requests per second); continuous batching keeps the p95 near 0.18 to 0.20 s up to 400 requests per second and still produces more tokens as load rises (25,902 tokens/s at 480), because a batch is only as slow as its longest member for static batching. The median (typical) wait is 0.04 s for continuous batching at all loads up to 400 requests/s against 0.11 to 9.5 s for static. These numbers come from a model with illustrative hardware; the direction (continuous batching is far better at high load, equal at low load) agrees with the 2-4 times throughput improvement that Kwon et al. report for their system, which also manages memory better."/>
       </w:tblPr>
       <w:tblGrid>
         <w:gridCol w:w="990"/>
@@ -5651,7 +5651,7 @@
               <w:jc w:val="right"/>
             </w:pPr>
             <w:r>
-              <w:t xml:space="preserve">18{,}952</w:t>
+              <w:t xml:space="preserve">18,952</w:t>
             </w:r>
           </w:p>
         </w:tc>
@@ -5663,7 +5663,7 @@
               <w:jc w:val="right"/>
             </w:pPr>
             <w:r>
-              <w:t xml:space="preserve">25{,}902</w:t>
+              <w:t xml:space="preserve">25,902</w:t>
             </w:r>
           </w:p>
         </w:tc>
@@ -8165,7 +8165,7 @@
         <w:t xml:space="preserve"> </w:t>
       </w:r>
       <w:r>
-        <w:t xml:space="preserve">$2 per hour, 27{,}012 tokens/s, 20% busy:</w:t>
+        <w:t xml:space="preserve">$2 per hour, 27,012 tokens/s, 20% busy:</w:t>
       </w:r>
       <w:r>
         <w:t xml:space="preserve"> </w:t>

--- a/downloads/u10/u10-notes.docx
+++ b/downloads/u10/u10-notes.docx
@@ -10913,7 +10913,23 @@
         <w:pStyle w:val="FirstParagraph"/>
       </w:pPr>
       <w:r>
-        <w:t xml:space="preserve">This is the last unit of the course. The units fit together as one progression:</w:t>
+        <w:t xml:space="preserve">This is the last unit of the syllabus;</w:t>
+      </w:r>
+      <w:r>
+        <w:t xml:space="preserve"> </w:t>
+      </w:r>
+      <w:r>
+        <w:rPr>
+          <w:b/>
+          <w:bCs/>
+        </w:rPr>
+        <w:t xml:space="preserve">Unit 11</w:t>
+      </w:r>
+      <w:r>
+        <w:t xml:space="preserve"> </w:t>
+      </w:r>
+      <w:r>
+        <w:t xml:space="preserve">is the capstone. The units fit together as one progression:</w:t>
       </w:r>
       <w:r>
         <w:t xml:space="preserve"> </w:t>
@@ -10993,7 +11009,7 @@
         <w:t xml:space="preserve"> </w:t>
       </w:r>
       <w:r>
-        <w:t xml:space="preserve">(this unit). A sensible next step is a capstone: build a retrieval-based assistant over your own documents (Units 5, 9, 10), evaluate it with intervals, deploy it as a monitored service, and write the model-card-style documentation of its limits.</w:t>
+        <w:t xml:space="preserve">(this unit). The next step is the capstone (Unit 11): build a retrieval-based assistant over your own documents (Units 5, 9, 10), evaluate it with intervals, deploy it as a validated service, and write down the limits of the system. The lab track on the course site maps the syllabus’s fourteen laboratory exercises to the code of all units.</w:t>
       </w:r>
     </w:p>
     <w:p>
